--- a/mof-insurer-injection-2026-09/extended/report_extended.docx
+++ b/mof-insurer-injection-2026-09/extended/report_extended.docx
@@ -888,9 +888,16 @@
             </w:r>
             <w:r>
               <w:rPr>
-                <w:sz w:val="18"/>
-              </w:rPr>
-              <w:t>太平人壽 2025Q3：155.6%／247.7% → Q4：143.3%／230.2% → 2026Q1：133.5%／224.3%</w:t>
+                <w:b/>
+                <w:sz w:val="18"/>
+              </w:rPr>
+              <w:t>集團 2025 年末約 146%／222%</w:t>
+            </w:r>
+            <w:r>
+              <w:rPr>
+                <w:sz w:val="18"/>
+              </w:rPr>
+              <w:t>（使用者提供，較 2023 年末的約 156%／270% 降 10／48 個百分點，與惠譽軌跡一致）；太平人壽 2025Q3：155.6%／247.7% → Q4：143.3%／230.2% → 2026Q1：133.5%／224.3%</w:t>
             </w:r>
           </w:p>
         </w:tc>
@@ -1223,7 +1230,7 @@
               <w:rPr>
                 <w:sz w:val="18"/>
               </w:rPr>
-              <w:t>。2026 年 6 月註冊資本剛從 271.6 億增至 461.25 億（+70%），9 月再加 100 億，兩次合計近 290 億，對應外貿承保擴容。政策性機構的資訊揭露程度遠低於商業險企，本身就是一個問題</w:t>
+              <w:t>。2026 年 6 月註冊資本剛從 271.6 億增至 461.25 億（+70%），9 月再加 100 億（推算至 561.25 億），兩次合計近 290 億，對應外貿承保擴容。政策性機構的資訊揭露程度遠低於商業險企，本身就是一個問題</w:t>
             </w:r>
           </w:p>
         </w:tc>
@@ -2500,6 +2507,188 @@
                 <w:sz w:val="18"/>
               </w:rPr>
               <w:t>0.35 倍</w:t>
+            </w:r>
+          </w:p>
+        </w:tc>
+      </w:tr>
+      <w:tr>
+        <w:tc>
+          <w:tcPr>
+            <w:tcW w:type="dxa" w:w="997"/>
+          </w:tcPr>
+          <w:p>
+            <w:r>
+              <w:rPr>
+                <w:sz w:val="18"/>
+              </w:rPr>
+            </w:r>
+            <w:r>
+              <w:rPr>
+                <w:sz w:val="18"/>
+              </w:rPr>
+              <w:t>太平集團（2025 末，使用者提供比率，絕對值未知）</w:t>
+            </w:r>
+          </w:p>
+        </w:tc>
+        <w:tc>
+          <w:tcPr>
+            <w:tcW w:type="dxa" w:w="997"/>
+          </w:tcPr>
+          <w:p>
+            <w:r>
+              <w:rPr>
+                <w:sz w:val="18"/>
+              </w:rPr>
+            </w:r>
+            <w:r>
+              <w:rPr>
+                <w:sz w:val="18"/>
+              </w:rPr>
+              <w:t>70</w:t>
+            </w:r>
+          </w:p>
+        </w:tc>
+        <w:tc>
+          <w:tcPr>
+            <w:tcW w:type="dxa" w:w="997"/>
+          </w:tcPr>
+          <w:p>
+            <w:r>
+              <w:rPr>
+                <w:sz w:val="18"/>
+              </w:rPr>
+            </w:r>
+            <w:r>
+              <w:rPr>
+                <w:sz w:val="18"/>
+              </w:rPr>
+              <w:t>未找到</w:t>
+            </w:r>
+          </w:p>
+        </w:tc>
+        <w:tc>
+          <w:tcPr>
+            <w:tcW w:type="dxa" w:w="997"/>
+          </w:tcPr>
+          <w:p>
+            <w:r>
+              <w:rPr>
+                <w:sz w:val="18"/>
+              </w:rPr>
+            </w:r>
+            <w:r>
+              <w:rPr>
+                <w:sz w:val="18"/>
+              </w:rPr>
+              <w:t>未找到</w:t>
+            </w:r>
+          </w:p>
+        </w:tc>
+        <w:tc>
+          <w:tcPr>
+            <w:tcW w:type="dxa" w:w="997"/>
+          </w:tcPr>
+          <w:p>
+            <w:r>
+              <w:rPr>
+                <w:sz w:val="18"/>
+              </w:rPr>
+            </w:r>
+            <w:r>
+              <w:rPr>
+                <w:sz w:val="18"/>
+              </w:rPr>
+              <w:t>—</w:t>
+            </w:r>
+          </w:p>
+        </w:tc>
+        <w:tc>
+          <w:tcPr>
+            <w:tcW w:type="dxa" w:w="997"/>
+          </w:tcPr>
+          <w:p>
+            <w:r>
+              <w:rPr>
+                <w:sz w:val="18"/>
+              </w:rPr>
+            </w:r>
+            <w:r>
+              <w:rPr>
+                <w:sz w:val="18"/>
+              </w:rPr>
+              <w:t>—</w:t>
+            </w:r>
+          </w:p>
+        </w:tc>
+        <w:tc>
+          <w:tcPr>
+            <w:tcW w:type="dxa" w:w="997"/>
+          </w:tcPr>
+          <w:p>
+            <w:r>
+              <w:rPr>
+                <w:sz w:val="18"/>
+              </w:rPr>
+            </w:r>
+            <w:r>
+              <w:rPr>
+                <w:sz w:val="18"/>
+              </w:rPr>
+              <w:t>集團綜合兩年掉 48 個百分點，70 億估計只夠回補其中一小部分</w:t>
+            </w:r>
+          </w:p>
+        </w:tc>
+        <w:tc>
+          <w:tcPr>
+            <w:tcW w:type="dxa" w:w="997"/>
+          </w:tcPr>
+          <w:p>
+            <w:r>
+              <w:rPr>
+                <w:sz w:val="18"/>
+              </w:rPr>
+            </w:r>
+            <w:r>
+              <w:rPr>
+                <w:sz w:val="18"/>
+              </w:rPr>
+              <w:t>146%／222% 起算</w:t>
+            </w:r>
+          </w:p>
+        </w:tc>
+        <w:tc>
+          <w:tcPr>
+            <w:tcW w:type="dxa" w:w="997"/>
+          </w:tcPr>
+          <w:p>
+            <w:r>
+              <w:rPr>
+                <w:sz w:val="18"/>
+              </w:rPr>
+            </w:r>
+            <w:r>
+              <w:rPr>
+                <w:sz w:val="18"/>
+              </w:rPr>
+              <w:t>—</w:t>
+            </w:r>
+          </w:p>
+        </w:tc>
+        <w:tc>
+          <w:tcPr>
+            <w:tcW w:type="dxa" w:w="997"/>
+          </w:tcPr>
+          <w:p>
+            <w:r>
+              <w:rPr>
+                <w:sz w:val="18"/>
+              </w:rPr>
+            </w:r>
+            <w:r>
+              <w:rPr>
+                <w:sz w:val="18"/>
+              </w:rPr>
+              <w:t>—</w:t>
             </w:r>
           </w:p>
         </w:tc>
@@ -2978,7 +3167,7 @@
         <w:pStyle w:val="ListBullet"/>
       </w:pPr>
       <w:r>
-        <w:t>觀察指標：中再 2026Q2／Q3 充足率是否止跌；太平人壽 2026Q2 數字；國壽集團合併口徑充足率是否揭露；人保定增最終價格；新華與中郵人壽會不會成為下一批（透過匯金或郵政集團）注資對象。</w:t>
+        <w:t>觀察指標：中再 2026Q2／Q3 充足率是否止跌；太平人壽 2026Q2 數字；國壽集團合併口徑充足率是否揭露；人保定增最終價格（發行股數上限為發行前總股本 10%，市場推估約 7.41 元、20.2 億股）；新華與中郵人壽會不會成為下一批（透過匯金或郵政集團）注資對象。</w:t>
       </w:r>
     </w:p>
     <w:p>
@@ -14102,7 +14291,7 @@
         <w:t>機構展望</w:t>
       </w:r>
       <w:r>
-        <w:t>：開源證券以日韓為鑑判斷利差損「相對可控」；穆迪 2026 年 4 月把中國主權展望由負面調回穩定；中金、中信、國泰海通 2026 下半年展望與三大評級機構對行業整體的專項展望本次未找到。瑞再預期中國 2030 年代中期成為全球最大保險市場。</w:t>
+        <w:t>：華泰證券認為 2026 年在低利率與報行合一下行業全面轉向分紅險，下半年政策紅利有望兌現、「資負匹配」是勝負關鍵，險資維持「固收打底、權益增強、另類補位」、全年可為股市帶來萬億級增量（使用者提供轉述）；開源證券以日韓為鑑判斷利差損「相對可控」；穆迪 2026 年 4 月把中國主權展望由負面調回穩定；中金、中信、國泰海通 2026 下半年展望與三大評級機構對行業整體的專項展望本次未找到。瑞再預期中國 2030 年代中期成為全球最大保險市場。</w:t>
       </w:r>
     </w:p>
     <w:p>

--- a/mof-insurer-injection-2026-09/extended/report_extended.docx
+++ b/mof-insurer-injection-2026-09/extended/report_extended.docx
@@ -983,7 +983,7 @@
               <w:rPr>
                 <w:sz w:val="18"/>
               </w:rPr>
-              <w:t>。2023 年已由財政部增資 25 億，2026 年再補 70 億，顯示集團資本持續吃緊；不過仍遠在監管線之上</w:t>
+              <w:t>。2023 年已由財政部增資 25 億（18.08 億入實收資本、6.92 億入資本公積，配合承接浙商銀行股權與華夏人壽處置），2026 年再補 70 億，顯示集團資本持續吃緊；不過仍遠在監管線之上。太平人壽 2026Q1 代理人 18.27 萬，與太保壽險 19 萬、新華 12.9 萬同屬頭部規模（使用者提供）</w:t>
             </w:r>
           </w:p>
         </w:tc>

--- a/mof-insurer-injection-2026-09/extended/report_extended.docx
+++ b/mof-insurer-injection-2026-09/extended/report_extended.docx
@@ -891,13 +891,13 @@
                 <w:b/>
                 <w:sz w:val="18"/>
               </w:rPr>
-              <w:t>集團 2025 年末約 146%／222%</w:t>
-            </w:r>
-            <w:r>
-              <w:rPr>
-                <w:sz w:val="18"/>
-              </w:rPr>
-              <w:t>（使用者提供，較 2023 年末的約 156%／270% 降 10／48 個百分點，與惠譽軌跡一致）；太平人壽 2025Q3：155.6%／247.7% → Q4：143.3%／230.2% → 2026Q1：133.5%／224.3%</w:t>
+              <w:t>集團 2025 年末 146%／222%</w:t>
+            </w:r>
+            <w:r>
+              <w:rPr>
+                <w:sz w:val="18"/>
+              </w:rPr>
+              <w:t>（集團 2025 年度信息披露報告原文：實際資本 3,103.6 億、核心資本 2,046.1 億、最低資本 1,401.1 億）；太平人壽 2026Q1：133.5%／224.3%（原文：實際資本 2,614.5 億、核心資本 1,556.5 億、最低資本 1,165.8 億）</w:t>
             </w:r>
           </w:p>
         </w:tc>
@@ -916,13 +916,26 @@
                 <w:b/>
                 <w:sz w:val="18"/>
               </w:rPr>
-              <w:t>兩季核心少 22 個百分點</w:t>
-            </w:r>
-            <w:r>
-              <w:rPr>
-                <w:sz w:val="18"/>
-              </w:rPr>
-              <w:t>，五家中斜率最陡；且 2022 年末核心曾只有 96.8%（綜合 193.7%），是五家中唯一逼近過核心 100% 的公司</w:t>
+              <w:t>集團一年掉 32／49 個百分點</w:t>
+            </w:r>
+            <w:r>
+              <w:rPr>
+                <w:sz w:val="18"/>
+              </w:rPr>
+              <w:t>（2024 末 178%／271%）：實際資本減 252 億、核心資本減 155 億、最低資本增 164 億；太平人壽核心兩季少 22 個百分點，</w:t>
+            </w:r>
+            <w:r>
+              <w:rPr>
+                <w:b/>
+                <w:sz w:val="18"/>
+              </w:rPr>
+              <w:t>公司自估 2026Q2 核心再降到 112.25%、綜合 201.05%</w:t>
+            </w:r>
+            <w:r>
+              <w:rPr>
+                <w:sz w:val="18"/>
+              </w:rPr>
+              <w:t>；2022 年末太平人壽核心曾只有 96.8%</w:t>
             </w:r>
           </w:p>
         </w:tc>
@@ -977,13 +990,13 @@
                 <w:b/>
                 <w:sz w:val="18"/>
               </w:rPr>
-              <w:t>最接近真缺口的商業險企</w:t>
-            </w:r>
-            <w:r>
-              <w:rPr>
-                <w:sz w:val="18"/>
-              </w:rPr>
-              <w:t>。2023 年已由財政部增資 25 億（18.08 億入實收資本、6.92 億入資本公積，配合承接浙商銀行股權與華夏人壽處置），2026 年再補 70 億，顯示集團資本持續吃緊；不過仍遠在監管線之上。太平人壽 2026Q1 代理人 18.27 萬，與太保壽險 19 萬、新華 12.9 萬同屬頭部規模（使用者提供）</w:t>
+              <w:t>最接近真缺口的商業險企，且原文證實</w:t>
+            </w:r>
+            <w:r>
+              <w:rPr>
+                <w:sz w:val="18"/>
+              </w:rPr>
+              <w:t>。集團核心溢額一年流失 237 億、太平人壽自估 2026Q2 核心溢額只剩 146 億；太平人壽的保單未來盈餘計入核心資本已頂到上限（核心二級應計入的 30.8 億全數因超限扣除，另有 918 億只能算附屬資本），等於沒有真金白銀進來，核心充足率就只會往下走。2023 年已由財政部增資 25 億（18.08 億入實收資本、6.92 億入資本公積，配合承接浙商銀行股權與華夏人壽處置），2026 年再補 70 億，是同一條線。不過仍遠在監管線之上。太平人壽 2026Q1 代理人 18.27 萬，與太保壽險 19 萬、新華 12.9 萬同屬頭部規模（使用者提供）</w:t>
             </w:r>
           </w:p>
         </w:tc>
@@ -2344,7 +2357,7 @@
               <w:rPr>
                 <w:sz w:val="18"/>
               </w:rPr>
-              <w:t>太平人壽（2025Q4，反推）</w:t>
+              <w:t>太平集團（2025 末，原文）</w:t>
             </w:r>
           </w:p>
         </w:tc>
@@ -2380,7 +2393,7 @@
               <w:rPr>
                 <w:sz w:val="18"/>
               </w:rPr>
-              <w:t>≈1,643</w:t>
+              <w:t>2,046</w:t>
             </w:r>
           </w:p>
         </w:tc>
@@ -2398,7 +2411,7 @@
               <w:rPr>
                 <w:sz w:val="18"/>
               </w:rPr>
-              <w:t>≈1,146</w:t>
+              <w:t>1,401</w:t>
             </w:r>
           </w:p>
         </w:tc>
@@ -2416,7 +2429,7 @@
               <w:rPr>
                 <w:sz w:val="18"/>
               </w:rPr>
-              <w:t>4.3%</w:t>
+              <w:t>3.4%</w:t>
             </w:r>
           </w:p>
         </w:tc>
@@ -2434,7 +2447,7 @@
               <w:rPr>
                 <w:sz w:val="18"/>
               </w:rPr>
-              <w:t>6.1%</w:t>
+              <w:t>5.0%</w:t>
             </w:r>
           </w:p>
         </w:tc>
@@ -2452,7 +2465,7 @@
               <w:rPr>
                 <w:sz w:val="18"/>
               </w:rPr>
-              <w:t>+6.1 個百分點</w:t>
+              <w:t>+5.0 個百分點</w:t>
             </w:r>
           </w:p>
         </w:tc>
@@ -2470,7 +2483,7 @@
               <w:rPr>
                 <w:sz w:val="18"/>
               </w:rPr>
-              <w:t>149%／236%</w:t>
+              <w:t>151%／227%</w:t>
             </w:r>
           </w:p>
         </w:tc>
@@ -2526,7 +2539,7 @@
               <w:rPr>
                 <w:sz w:val="18"/>
               </w:rPr>
-              <w:t>太平集團（2025 末，使用者提供比率，絕對值未知）</w:t>
+              <w:t>太平人壽（2026Q1，原文；假設 70 億全額下沉）</w:t>
             </w:r>
           </w:p>
         </w:tc>
@@ -2562,7 +2575,7 @@
               <w:rPr>
                 <w:sz w:val="18"/>
               </w:rPr>
-              <w:t>未找到</w:t>
+              <w:t>1,557</w:t>
             </w:r>
           </w:p>
         </w:tc>
@@ -2580,7 +2593,7 @@
               <w:rPr>
                 <w:sz w:val="18"/>
               </w:rPr>
-              <w:t>未找到</w:t>
+              <w:t>1,166</w:t>
             </w:r>
           </w:p>
         </w:tc>
@@ -2598,7 +2611,7 @@
               <w:rPr>
                 <w:sz w:val="18"/>
               </w:rPr>
-              <w:t>—</w:t>
+              <w:t>4.5%</w:t>
             </w:r>
           </w:p>
         </w:tc>
@@ -2616,7 +2629,7 @@
               <w:rPr>
                 <w:sz w:val="18"/>
               </w:rPr>
-              <w:t>—</w:t>
+              <w:t>6.0%</w:t>
             </w:r>
           </w:p>
         </w:tc>
@@ -2634,7 +2647,7 @@
               <w:rPr>
                 <w:sz w:val="18"/>
               </w:rPr>
-              <w:t>集團綜合兩年掉 48 個百分點，70 億估計只夠回補其中一小部分</w:t>
+              <w:t>+6.0 個百分點；若計入保單未來盈餘上限釋放的乘數（每 1 元新股本可多讓約 0.6 元盈餘進核心），約 +9～10 個百分點</w:t>
             </w:r>
           </w:p>
         </w:tc>
@@ -2652,7 +2665,7 @@
               <w:rPr>
                 <w:sz w:val="18"/>
               </w:rPr>
-              <w:t>146%／222% 起算</w:t>
+              <w:t>139.5%／230.3%（含乘數約 143%）</w:t>
             </w:r>
           </w:p>
         </w:tc>
@@ -2670,7 +2683,7 @@
               <w:rPr>
                 <w:sz w:val="18"/>
               </w:rPr>
-              <w:t>—</w:t>
+              <w:t>1.7 倍</w:t>
             </w:r>
           </w:p>
         </w:tc>
@@ -2688,7 +2701,7 @@
               <w:rPr>
                 <w:sz w:val="18"/>
               </w:rPr>
-              <w:t>—</w:t>
+              <w:t>0.35 倍</w:t>
             </w:r>
           </w:p>
         </w:tc>
@@ -3096,7 +3109,15 @@
         <w:pStyle w:val="ListBullet"/>
       </w:pPr>
       <w:r>
-        <w:t>對比波動：國壽股份核心充足率 18 個月內從 153% 掉到 129% 再回到 157%，單向擺幅 25 個百分點；中再一個季度掉 102 個百分點。5～7 個百分點的注資，在這種波動面前是「一口氣」。</w:t>
+        <w:t>對比波動：國壽股份核心充足率 18 個月內從 153% 掉到 129% 再回到 157%，單向擺幅 25 個百分點；中再一個季度掉 102 個百分點；太平集團 2025 年一年掉 32 個百分點，70 億只等於當年核心溢額流失（237 億）的三成。5～7 個百分點的注資，在這種波動面前是「一口氣」。</w:t>
+      </w:r>
+    </w:p>
+    <w:p>
+      <w:pPr>
+        <w:pStyle w:val="ListBullet"/>
+      </w:pPr>
+      <w:r>
+        <w:t>太平人壽的原文還給了一個更直接的尺度：公司自估 2026Q2 核心充足率 112.25%、核心溢額 146 億。70 億若全額下沉並計入乘數，大約把它拉回 122%；也就是說，注資剛好抵掉一季的自估流失，沒有多餘。</w:t>
       </w:r>
     </w:p>
     <w:p>
@@ -3151,7 +3172,7 @@
         <w:pStyle w:val="ListBullet"/>
       </w:pPr>
       <w:r>
-        <w:t>但中再與太平人壽 2026 年上半年的斜率顯示壓力是真的，注資時點與其惡化同步，不是純信號。</w:t>
+        <w:t>但中再與太平 2026 年上半年的斜率顯示壓力是真的，注資時點與其惡化同步，不是純信號。太平集團原文（2025 年核心溢額流失 237 億）與太平人壽原文（自估 2026Q2 核心 112%）是本報告唯一兩份一手文件，都指向同一結論。</w:t>
       </w:r>
     </w:p>
     <w:p>
@@ -3167,7 +3188,7 @@
         <w:pStyle w:val="ListBullet"/>
       </w:pPr>
       <w:r>
-        <w:t>觀察指標：中再 2026Q2／Q3 充足率是否止跌；太平人壽 2026Q2 數字；國壽集團合併口徑充足率是否揭露；人保定增最終價格（發行股數上限為發行前總股本 10%，市場推估約 7.41 元、20.2 億股）；新華與中郵人壽會不會成為下一批（透過匯金或郵政集團）注資對象。</w:t>
+        <w:t>觀察指標：中再 2026Q2／Q3 充足率是否止跌；太平人壽 2026Q2 實際數字是否如自估跌到 112%；國壽集團合併口徑充足率是否揭露；人保定增最終價格（發行股數上限為發行前總股本 10%，市場推估約 7.41 元、20.2 億股）；新華與中郵人壽會不會成為下一批（透過匯金或郵政集團）注資對象。</w:t>
       </w:r>
     </w:p>
     <w:p>
@@ -5421,7 +5442,99 @@
               <w:rPr>
                 <w:sz w:val="18"/>
               </w:rPr>
-              <w:t>兩季核心少 22 個百分點</w:t>
+              <w:t>兩季核心少 22 個百分點；公司自估 2026Q2 為 112.3%／201.1%（原文）</w:t>
+            </w:r>
+          </w:p>
+        </w:tc>
+      </w:tr>
+      <w:tr>
+        <w:tc>
+          <w:tcPr>
+            <w:tcW w:type="dxa" w:w="1994"/>
+          </w:tcPr>
+          <w:p>
+            <w:r>
+              <w:rPr>
+                <w:sz w:val="18"/>
+              </w:rPr>
+            </w:r>
+            <w:r>
+              <w:rPr>
+                <w:sz w:val="18"/>
+              </w:rPr>
+              <w:t>中國太平集團</w:t>
+            </w:r>
+          </w:p>
+        </w:tc>
+        <w:tc>
+          <w:tcPr>
+            <w:tcW w:type="dxa" w:w="1994"/>
+          </w:tcPr>
+          <w:p>
+            <w:r>
+              <w:rPr>
+                <w:sz w:val="18"/>
+              </w:rPr>
+            </w:r>
+            <w:r>
+              <w:rPr>
+                <w:sz w:val="18"/>
+              </w:rPr>
+              <w:t>2025 末</w:t>
+            </w:r>
+          </w:p>
+        </w:tc>
+        <w:tc>
+          <w:tcPr>
+            <w:tcW w:type="dxa" w:w="1994"/>
+          </w:tcPr>
+          <w:p>
+            <w:r>
+              <w:rPr>
+                <w:sz w:val="18"/>
+              </w:rPr>
+            </w:r>
+            <w:r>
+              <w:rPr>
+                <w:sz w:val="18"/>
+              </w:rPr>
+              <w:t>146%</w:t>
+            </w:r>
+          </w:p>
+        </w:tc>
+        <w:tc>
+          <w:tcPr>
+            <w:tcW w:type="dxa" w:w="1994"/>
+          </w:tcPr>
+          <w:p>
+            <w:r>
+              <w:rPr>
+                <w:sz w:val="18"/>
+              </w:rPr>
+            </w:r>
+            <w:r>
+              <w:rPr>
+                <w:sz w:val="18"/>
+              </w:rPr>
+              <w:t>222%</w:t>
+            </w:r>
+          </w:p>
+        </w:tc>
+        <w:tc>
+          <w:tcPr>
+            <w:tcW w:type="dxa" w:w="1994"/>
+          </w:tcPr>
+          <w:p>
+            <w:r>
+              <w:rPr>
+                <w:sz w:val="18"/>
+              </w:rPr>
+            </w:r>
+            <w:r>
+              <w:rPr>
+                <w:sz w:val="18"/>
+              </w:rPr>
+              <w:t>2024 末 178%／271%，一年掉 32／49 個百分點（原文）</w:t>
             </w:r>
           </w:p>
         </w:tc>
@@ -14982,6 +15095,14 @@
         <w:pStyle w:val="ListBullet"/>
       </w:pPr>
       <w:r>
+        <w:t>本報告僅有兩份一手原文：太平人壽 2026Q1 償付能力報告摘要（使用者上傳 PDF）與中國太平集團 2025 年度信息披露報告償付能力表（使用者提供截圖），其餘皆為轉述。</w:t>
+      </w:r>
+    </w:p>
+    <w:p>
+      <w:pPr>
+        <w:pStyle w:val="ListBullet"/>
+      </w:pPr>
+      <w:r>
         <w:t>已辨識並排除的資料陷阱：搜尋摘要把「中國太平」譯成「China Pacific Insurance」（太保）；國壽 2026Q1 最低資本數字自相矛盾（採 Q2）；太平人壽 2026Q1「實際資本 261.45 億」為小數點錯誤（實為約 2,614 億）；QDII 額度「保險 406 億美元大於全市場 176 億美元」為單位混淆（全市場為 1,761.69 億美元）；GAP-2 把中國 2026Q1 行業充足率誤標為台灣 ICS 數字（已剔除）；人保財險與人保壽險 2024 年末數字疑與集團數字混淆（未採用）；股票因子調降「2025 年 5 月」實為預告，正式落地是 12 月 5 日。</w:t>
       </w:r>
     </w:p>
@@ -15524,6 +15645,63 @@
                 <w:sz w:val="18"/>
               </w:rPr>
               <w:t>採用；新發現安邦 2026 年清算、股權流拍案例</w:t>
+            </w:r>
+          </w:p>
+        </w:tc>
+      </w:tr>
+      <w:tr>
+        <w:tc>
+          <w:tcPr>
+            <w:tcW w:type="dxa" w:w="3324"/>
+          </w:tcPr>
+          <w:p>
+            <w:r>
+              <w:rPr>
+                <w:sz w:val="18"/>
+              </w:rPr>
+            </w:r>
+            <w:r>
+              <w:rPr>
+                <w:rFonts w:ascii="Consolas" w:hAnsi="Consolas"/>
+                <w:sz w:val="18"/>
+              </w:rPr>
+              <w:t>findings/SRC_taipinglife_2026Q1.md</w:t>
+            </w:r>
+          </w:p>
+        </w:tc>
+        <w:tc>
+          <w:tcPr>
+            <w:tcW w:type="dxa" w:w="3324"/>
+          </w:tcPr>
+          <w:p>
+            <w:r>
+              <w:rPr>
+                <w:sz w:val="18"/>
+              </w:rPr>
+            </w:r>
+            <w:r>
+              <w:rPr>
+                <w:sz w:val="18"/>
+              </w:rPr>
+              <w:t>太平人壽 2026Q1 原文摘錄 + 太平集團 2025 年末原文表</w:t>
+            </w:r>
+          </w:p>
+        </w:tc>
+        <w:tc>
+          <w:tcPr>
+            <w:tcW w:type="dxa" w:w="3324"/>
+          </w:tcPr>
+          <w:p>
+            <w:r>
+              <w:rPr>
+                <w:sz w:val="18"/>
+              </w:rPr>
+            </w:r>
+            <w:r>
+              <w:rPr>
+                <w:sz w:val="18"/>
+              </w:rPr>
+              <w:t>一手來源；用於第一章補充力道重算</w:t>
             </w:r>
           </w:p>
         </w:tc>
